--- a/Lab06_spring-thymeleaf-demo/ViewResolver_Quiz.docx
+++ b/Lab06_spring-thymeleaf-demo/ViewResolver_Quiz.docx
@@ -2001,6 +2001,7 @@
           <w:rFonts w:ascii="TH Sarabun New" w:eastAsia="TH Sarabun New" w:hAnsi="TH Sarabun New" w:cs="TH Sarabun New"/>
           <w:sz w:val="28"/>
           <w:szCs w:val="28"/>
+          <w:highlight w:val="yellow"/>
         </w:rPr>
         <w:t xml:space="preserve">ข. </w:t>
       </w:r>
@@ -2010,6 +2011,7 @@
           <w:rFonts w:ascii="TH Sarabun New" w:eastAsia="TH Sarabun New" w:hAnsi="TH Sarabun New" w:cs="TH Sarabun New"/>
           <w:sz w:val="28"/>
           <w:szCs w:val="28"/>
+          <w:highlight w:val="yellow"/>
         </w:rPr>
         <w:t>ตัวที่มีค่า</w:t>
       </w:r>
@@ -2019,6 +2021,7 @@
           <w:rFonts w:ascii="TH Sarabun New" w:eastAsia="TH Sarabun New" w:hAnsi="TH Sarabun New" w:cs="TH Sarabun New"/>
           <w:sz w:val="28"/>
           <w:szCs w:val="28"/>
+          <w:highlight w:val="yellow"/>
         </w:rPr>
         <w:t xml:space="preserve"> order </w:t>
       </w:r>
@@ -2028,6 +2031,7 @@
           <w:rFonts w:ascii="TH Sarabun New" w:eastAsia="TH Sarabun New" w:hAnsi="TH Sarabun New" w:cs="TH Sarabun New"/>
           <w:sz w:val="28"/>
           <w:szCs w:val="28"/>
+          <w:highlight w:val="yellow"/>
         </w:rPr>
         <w:t>ต่ำกว่า</w:t>
       </w:r>
@@ -2037,6 +2041,7 @@
           <w:rFonts w:ascii="TH Sarabun New" w:eastAsia="TH Sarabun New" w:hAnsi="TH Sarabun New" w:cs="TH Sarabun New"/>
           <w:sz w:val="28"/>
           <w:szCs w:val="28"/>
+          <w:highlight w:val="yellow"/>
         </w:rPr>
         <w:t xml:space="preserve"> (</w:t>
       </w:r>
@@ -2046,6 +2051,7 @@
           <w:rFonts w:ascii="TH Sarabun New" w:eastAsia="TH Sarabun New" w:hAnsi="TH Sarabun New" w:cs="TH Sarabun New"/>
           <w:sz w:val="28"/>
           <w:szCs w:val="28"/>
+          <w:highlight w:val="yellow"/>
         </w:rPr>
         <w:t>ถูกเรียกก่อน</w:t>
       </w:r>
@@ -2055,6 +2061,7 @@
           <w:rFonts w:ascii="TH Sarabun New" w:eastAsia="TH Sarabun New" w:hAnsi="TH Sarabun New" w:cs="TH Sarabun New"/>
           <w:sz w:val="28"/>
           <w:szCs w:val="28"/>
+          <w:highlight w:val="yellow"/>
         </w:rPr>
         <w:t>)</w:t>
       </w:r>
